--- a/packages/backend/templates/individual-task.docx
+++ b/packages/backend/templates/individual-task.docx
@@ -41,29 +41,7 @@
           <w:szCs w:val="18"/>
           <w:u w:val="none"/>
         </w:rPr>
-        <w:t>ФГАОУ ВО «</w:t>
-      </w:r>
-      <w:proofErr w:type="spellStart"/>
-      <w:r>
-        <w:rPr>
-          <w:b/>
-          <w:bCs/>
-          <w:sz w:val="18"/>
-          <w:szCs w:val="18"/>
-          <w:u w:val="none"/>
-        </w:rPr>
-        <w:t>УрФУ</w:t>
-      </w:r>
-      <w:proofErr w:type="spellEnd"/>
-      <w:r>
-        <w:rPr>
-          <w:b/>
-          <w:bCs/>
-          <w:sz w:val="18"/>
-          <w:szCs w:val="18"/>
-          <w:u w:val="none"/>
-        </w:rPr>
-        <w:t xml:space="preserve"> имени первого Президента России Б.Н. Ельцина»</w:t>
+        <w:t>ФГАОУ ВО «УрФУ имени первого Президента России Б.Н. Ельцина»</w:t>
       </w:r>
     </w:p>
     <w:tbl>
@@ -133,7 +111,24 @@
                 <w:sz w:val="28"/>
                 <w:szCs w:val="28"/>
               </w:rPr>
-              <w:t>29</w:t>
+              <w:t>{</w:t>
+            </w:r>
+            <w:proofErr w:type="spellStart"/>
+            <w:r>
+              <w:rPr>
+                <w:sz w:val="28"/>
+                <w:szCs w:val="28"/>
+                <w:lang w:val="en-US"/>
+              </w:rPr>
+              <w:t>practiceStartDay</w:t>
+            </w:r>
+            <w:proofErr w:type="spellEnd"/>
+            <w:r>
+              <w:rPr>
+                <w:sz w:val="28"/>
+                <w:szCs w:val="28"/>
+              </w:rPr>
+              <w:t>}</w:t>
             </w:r>
             <w:r>
               <w:rPr>
@@ -148,7 +143,24 @@
                 <w:sz w:val="28"/>
                 <w:szCs w:val="28"/>
               </w:rPr>
-              <w:t>июня</w:t>
+              <w:t>{</w:t>
+            </w:r>
+            <w:proofErr w:type="spellStart"/>
+            <w:r>
+              <w:rPr>
+                <w:sz w:val="28"/>
+                <w:szCs w:val="28"/>
+                <w:lang w:val="en-US"/>
+              </w:rPr>
+              <w:t>practiceStartMonth</w:t>
+            </w:r>
+            <w:proofErr w:type="spellEnd"/>
+            <w:r>
+              <w:rPr>
+                <w:sz w:val="28"/>
+                <w:szCs w:val="28"/>
+              </w:rPr>
+              <w:t>}</w:t>
             </w:r>
             <w:r>
               <w:rPr>
@@ -163,7 +175,24 @@
                 <w:sz w:val="28"/>
                 <w:szCs w:val="28"/>
               </w:rPr>
-              <w:t>26</w:t>
+              <w:t>{</w:t>
+            </w:r>
+            <w:proofErr w:type="spellStart"/>
+            <w:r>
+              <w:rPr>
+                <w:sz w:val="28"/>
+                <w:szCs w:val="28"/>
+                <w:lang w:val="en-US"/>
+              </w:rPr>
+              <w:t>practiceStartYear</w:t>
+            </w:r>
+            <w:proofErr w:type="spellEnd"/>
+            <w:r>
+              <w:rPr>
+                <w:sz w:val="28"/>
+                <w:szCs w:val="28"/>
+              </w:rPr>
+              <w:t>}</w:t>
             </w:r>
           </w:p>
         </w:tc>
@@ -177,6 +206,7 @@
                 <w:sz w:val="28"/>
                 <w:szCs w:val="28"/>
                 <w:u w:val="none"/>
+                <w:lang w:val="en-US"/>
               </w:rPr>
             </w:pPr>
             <w:r>
@@ -194,54 +224,76 @@
                 <w:sz w:val="28"/>
                 <w:szCs w:val="28"/>
                 <w:u w:val="none"/>
-              </w:rPr>
-            </w:pPr>
-            <w:r>
-              <w:rPr>
-                <w:sz w:val="28"/>
-                <w:szCs w:val="28"/>
-                <w:u w:val="none"/>
+                <w:lang w:val="en-US"/>
+              </w:rPr>
+            </w:pPr>
+            <w:r>
+              <w:rPr>
+                <w:sz w:val="28"/>
+                <w:szCs w:val="28"/>
+                <w:u w:val="none"/>
+                <w:lang w:val="en-US"/>
               </w:rPr>
               <w:t xml:space="preserve"> </w:t>
             </w:r>
+            <w:r>
+              <w:rPr>
+                <w:sz w:val="28"/>
+                <w:szCs w:val="28"/>
+                <w:u w:val="none"/>
+              </w:rPr>
+              <w:t>УрФУ</w:t>
+            </w:r>
+          </w:p>
+          <w:p>
+            <w:pPr>
+              <w:rPr>
+                <w:sz w:val="28"/>
+                <w:szCs w:val="28"/>
+                <w:lang w:val="en-US"/>
+              </w:rPr>
+            </w:pPr>
+            <w:r>
+              <w:rPr>
+                <w:sz w:val="28"/>
+                <w:szCs w:val="28"/>
+                <w:u w:val="none"/>
+                <w:lang w:val="en-US"/>
+              </w:rPr>
+              <w:t>«</w:t>
+            </w:r>
+            <w:r>
+              <w:rPr>
+                <w:sz w:val="28"/>
+                <w:szCs w:val="28"/>
+                <w:lang w:val="en-US"/>
+              </w:rPr>
+              <w:t>{</w:t>
+            </w:r>
             <w:proofErr w:type="spellStart"/>
             <w:r>
               <w:rPr>
                 <w:sz w:val="28"/>
                 <w:szCs w:val="28"/>
-                <w:u w:val="none"/>
-              </w:rPr>
-              <w:t>УрФУ</w:t>
+                <w:lang w:val="en-US"/>
+              </w:rPr>
+              <w:t>practiceStartDay</w:t>
             </w:r>
             <w:proofErr w:type="spellEnd"/>
-          </w:p>
-          <w:p>
-            <w:pPr>
-              <w:rPr>
-                <w:sz w:val="28"/>
-                <w:szCs w:val="28"/>
-              </w:rPr>
-            </w:pPr>
-            <w:r>
-              <w:rPr>
-                <w:sz w:val="28"/>
-                <w:szCs w:val="28"/>
-                <w:u w:val="none"/>
-              </w:rPr>
-              <w:t>«</w:t>
-            </w:r>
-            <w:r>
-              <w:rPr>
-                <w:sz w:val="28"/>
-                <w:szCs w:val="28"/>
-              </w:rPr>
-              <w:t>29</w:t>
-            </w:r>
-            <w:r>
-              <w:rPr>
-                <w:sz w:val="28"/>
-                <w:szCs w:val="28"/>
-                <w:u w:val="none"/>
+            <w:r>
+              <w:rPr>
+                <w:sz w:val="28"/>
+                <w:szCs w:val="28"/>
+                <w:lang w:val="en-US"/>
+              </w:rPr>
+              <w:t>}</w:t>
+            </w:r>
+            <w:r>
+              <w:rPr>
+                <w:sz w:val="28"/>
+                <w:szCs w:val="28"/>
+                <w:u w:val="none"/>
+                <w:lang w:val="en-US"/>
               </w:rPr>
               <w:t>»</w:t>
             </w:r>
@@ -249,23 +301,80 @@
               <w:rPr>
                 <w:sz w:val="28"/>
                 <w:szCs w:val="28"/>
-              </w:rPr>
-              <w:t xml:space="preserve"> июня</w:t>
-            </w:r>
-            <w:r>
-              <w:rPr>
-                <w:sz w:val="28"/>
-                <w:szCs w:val="28"/>
-                <w:u w:val="none"/>
-              </w:rPr>
-              <w:t xml:space="preserve"> 20</w:t>
-            </w:r>
-            <w:r>
-              <w:rPr>
-                <w:sz w:val="28"/>
-                <w:szCs w:val="28"/>
-              </w:rPr>
-              <w:t>26</w:t>
+                <w:u w:val="none"/>
+                <w:lang w:val="en-US"/>
+              </w:rPr>
+              <w:t xml:space="preserve"> </w:t>
+            </w:r>
+            <w:r>
+              <w:rPr>
+                <w:sz w:val="28"/>
+                <w:szCs w:val="28"/>
+                <w:lang w:val="en-US"/>
+              </w:rPr>
+              <w:t>{</w:t>
+            </w:r>
+            <w:proofErr w:type="spellStart"/>
+            <w:r>
+              <w:rPr>
+                <w:sz w:val="28"/>
+                <w:szCs w:val="28"/>
+                <w:lang w:val="en-US"/>
+              </w:rPr>
+              <w:t>practiceStartMonth</w:t>
+            </w:r>
+            <w:proofErr w:type="spellEnd"/>
+            <w:r>
+              <w:rPr>
+                <w:sz w:val="28"/>
+                <w:szCs w:val="28"/>
+                <w:lang w:val="en-US"/>
+              </w:rPr>
+              <w:t>}</w:t>
+            </w:r>
+            <w:r>
+              <w:rPr>
+                <w:sz w:val="26"/>
+                <w:szCs w:val="26"/>
+                <w:u w:val="none"/>
+                <w:lang w:val="en-US"/>
+              </w:rPr>
+              <w:t xml:space="preserve"> </w:t>
+            </w:r>
+            <w:r>
+              <w:rPr>
+                <w:sz w:val="28"/>
+                <w:szCs w:val="28"/>
+                <w:u w:val="none"/>
+                <w:lang w:val="en-US"/>
+              </w:rPr>
+              <w:t>20</w:t>
+            </w:r>
+            <w:r>
+              <w:rPr>
+                <w:sz w:val="28"/>
+                <w:szCs w:val="28"/>
+                <w:lang w:val="en-US"/>
+              </w:rPr>
+              <w:t>{</w:t>
+            </w:r>
+            <w:proofErr w:type="spellStart"/>
+            <w:r>
+              <w:rPr>
+                <w:sz w:val="28"/>
+                <w:szCs w:val="28"/>
+                <w:lang w:val="en-US"/>
+              </w:rPr>
+              <w:t>practiceStartYear</w:t>
+            </w:r>
+            <w:proofErr w:type="spellEnd"/>
+            <w:r>
+              <w:rPr>
+                <w:sz w:val="28"/>
+                <w:szCs w:val="28"/>
+                <w:lang w:val="en-US"/>
+              </w:rPr>
+              <w:t>}</w:t>
             </w:r>
           </w:p>
         </w:tc>
@@ -513,13 +622,7 @@
         <w:rPr>
           <w:u w:val="none"/>
         </w:rPr>
-        <w:t xml:space="preserve"> </w:t>
-      </w:r>
-      <w:r>
-        <w:rPr>
-          <w:u w:val="none"/>
-        </w:rPr>
-        <w:t xml:space="preserve">Кафедра </w:t>
+        <w:t xml:space="preserve"> Кафедра </w:t>
       </w:r>
       <w:r>
         <w:t>школа бакалавриата (школа)</w:t>
@@ -672,7 +775,7 @@
           <w:sz w:val="28"/>
           <w:szCs w:val="28"/>
           <w:u w:val="none"/>
-          <w:lang w:val="en-US"/>
+          <w:lang w:val="ru-RU"/>
         </w:rPr>
       </w:pPr>
       <w:bookmarkStart w:id="1" w:name="_Hlk235052982"/>
@@ -683,7 +786,7 @@
           <w:sz w:val="28"/>
           <w:szCs w:val="28"/>
           <w:u w:val="none"/>
-          <w:lang w:val="en-US"/>
+          <w:lang w:val="ru-RU"/>
         </w:rPr>
         <w:t>{</w:t>
       </w:r>
@@ -707,7 +810,7 @@
           <w:sz w:val="28"/>
           <w:szCs w:val="28"/>
           <w:u w:val="none"/>
-          <w:lang w:val="en-US"/>
+          <w:lang w:val="ru-RU"/>
         </w:rPr>
         <w:t>}</w:t>
       </w:r>
@@ -749,6 +852,12 @@
         <w:rPr>
           <w:lang w:val="ru-RU"/>
         </w:rPr>
+        <w:t>«</w:t>
+      </w:r>
+      <w:r>
+        <w:rPr>
+          <w:lang w:val="ru-RU"/>
+        </w:rPr>
         <w:t>{</w:t>
       </w:r>
       <w:proofErr w:type="spellStart"/>
@@ -764,6 +873,12 @@
           <w:lang w:val="ru-RU"/>
         </w:rPr>
         <w:t>}</w:t>
+      </w:r>
+      <w:r>
+        <w:rPr>
+          <w:lang w:val="ru-RU"/>
+        </w:rPr>
+        <w:t>»</w:t>
       </w:r>
       <w:r>
         <w:tab/>
@@ -813,6 +928,12 @@
           <w:lang w:val="ru-RU"/>
         </w:rPr>
         <w:t>}</w:t>
+      </w:r>
+      <w:r>
+        <w:rPr>
+          <w:lang w:val="ru-RU"/>
+        </w:rPr>
+        <w:t xml:space="preserve"> </w:t>
       </w:r>
       <w:r>
         <w:rPr>
@@ -882,13 +1003,7 @@
         <w:rPr>
           <w:u w:val="none"/>
         </w:rPr>
-        <w:t>5. Тип практи</w:t>
-      </w:r>
-      <w:r>
-        <w:rPr>
-          <w:u w:val="none"/>
-        </w:rPr>
-        <w:t>ки: Производственная практика, технологическая</w:t>
+        <w:t>5. Тип практики: Производственная практика, технологическая</w:t>
       </w:r>
     </w:p>
     <w:p>
@@ -900,36 +1015,28 @@
         <w:rPr>
           <w:u w:val="none"/>
         </w:rPr>
-        <w:t xml:space="preserve">6. </w:t>
-      </w:r>
-      <w:proofErr w:type="gramStart"/>
-      <w:r>
-        <w:rPr>
-          <w:u w:val="none"/>
-        </w:rPr>
-        <w:t>Содержание  отчета</w:t>
-      </w:r>
-      <w:proofErr w:type="gramEnd"/>
-      <w:r>
-        <w:rPr>
-          <w:u w:val="none"/>
-        </w:rPr>
-        <w:t xml:space="preserve">:   </w:t>
-      </w:r>
-      <w:r>
-        <w:t>введение,   описание   работы,   результат   практики,  заключение,   список</w:t>
-      </w:r>
-    </w:p>
-    <w:p>
-      <w:pPr>
-        <w:ind w:right="-277"/>
-        <w:jc w:val="both"/>
-      </w:pPr>
+        <w:t xml:space="preserve">6. Содержание отчета: </w:t>
+      </w:r>
+      <w:r>
+        <w:t>введение, описание работы, результат практики,</w:t>
+      </w:r>
+      <w:r>
+        <w:rPr>
+          <w:lang w:val="ru-RU"/>
+        </w:rPr>
+        <w:t xml:space="preserve"> </w:t>
+      </w:r>
+      <w:r>
+        <w:t>заключение, список</w:t>
+      </w:r>
+      <w:r>
+        <w:rPr>
+          <w:lang w:val="ru-RU"/>
+        </w:rPr>
+        <w:t xml:space="preserve"> </w:t>
+      </w:r>
       <w:r>
         <w:t>использованных источников</w:t>
-      </w:r>
-      <w:r>
-        <w:tab/>
       </w:r>
       <w:r>
         <w:tab/>
@@ -1050,7 +1157,6 @@
                 <w:u w:val="none"/>
               </w:rPr>
             </w:pPr>
-            <w:proofErr w:type="gramStart"/>
             <w:r>
               <w:rPr>
                 <w:b/>
@@ -1061,20 +1167,7 @@
                 <w:szCs w:val="18"/>
                 <w:u w:val="none"/>
               </w:rPr>
-              <w:t>Наименование  работ</w:t>
-            </w:r>
-            <w:proofErr w:type="gramEnd"/>
-            <w:r>
-              <w:rPr>
-                <w:b/>
-                <w:bCs/>
-                <w:i/>
-                <w:iCs/>
-                <w:sz w:val="18"/>
-                <w:szCs w:val="18"/>
-                <w:u w:val="none"/>
-              </w:rPr>
-              <w:t xml:space="preserve"> студента</w:t>
+              <w:t>Наименование работ студента</w:t>
             </w:r>
           </w:p>
         </w:tc>
@@ -1190,23 +1283,7 @@
                 <w:szCs w:val="18"/>
                 <w:u w:val="none"/>
               </w:rPr>
-              <w:t>Усвоение правил внутреннего трудового распорядка Профильной организации; правил по охране труда и технике безопасности, санитарно-эпидеми</w:t>
-            </w:r>
-            <w:r>
-              <w:rPr>
-                <w:sz w:val="18"/>
-                <w:szCs w:val="18"/>
-                <w:u w:val="none"/>
-              </w:rPr>
-              <w:t>ологических правил, режима конфиденциальности, принятого в Профильной организации. Обсуждение с руководителем практики от Профильной организации темы индивидуального задания на практическую подготовку в организации, уточнение ее формулировки, составление к</w:t>
-            </w:r>
-            <w:r>
-              <w:rPr>
-                <w:sz w:val="18"/>
-                <w:szCs w:val="18"/>
-                <w:u w:val="none"/>
-              </w:rPr>
-              <w:t>онкретного последовательного перечня работ, необходимых для выполнения задания.</w:t>
+              <w:t>Усвоение правил внутреннего трудового распорядка Профильной организации; правил по охране труда и технике безопасности, санитарно-эпидемиологических правил, режима конфиденциальности, принятого в Профильной организации. Обсуждение с руководителем практики от Профильной организации темы индивидуального задания на практическую подготовку в организации, уточнение ее формулировки, составление конкретного последовательного перечня работ, необходимых для выполнения задания.</w:t>
             </w:r>
           </w:p>
         </w:tc>
@@ -1524,9 +1601,8 @@
                 <w:sz w:val="18"/>
                 <w:szCs w:val="18"/>
                 <w:u w:val="none"/>
-                <w:lang w:val="en-US"/>
-              </w:rPr>
-              <w:t>practiceStartPlus23</w:t>
+              </w:rPr>
+              <w:t>practiceEndMinus3</w:t>
             </w:r>
             <w:r>
               <w:rPr>
@@ -1612,33 +1688,7 @@
                 <w:szCs w:val="18"/>
                 <w:u w:val="none"/>
               </w:rPr>
-              <w:t xml:space="preserve">Составление структуры и написание полного отчета о выполнении индивидуального задания на практическую подготовку в Профильной организации, в соответствии с требованиями шаблонов </w:t>
-            </w:r>
-            <w:proofErr w:type="spellStart"/>
-            <w:r>
-              <w:rPr>
-                <w:sz w:val="18"/>
-                <w:szCs w:val="18"/>
-                <w:u w:val="none"/>
-              </w:rPr>
-              <w:t>УрФУ</w:t>
-            </w:r>
-            <w:proofErr w:type="spellEnd"/>
-            <w:r>
-              <w:rPr>
-                <w:sz w:val="18"/>
-                <w:szCs w:val="18"/>
-                <w:u w:val="none"/>
-              </w:rPr>
-              <w:t>. Согласование отчета с руководителем практики. Получение Отзыва на прохож</w:t>
-            </w:r>
-            <w:r>
-              <w:rPr>
-                <w:sz w:val="18"/>
-                <w:szCs w:val="18"/>
-                <w:u w:val="none"/>
-              </w:rPr>
-              <w:t xml:space="preserve">дение практической подготовки и документа к Отзыву от Профильной организации. </w:t>
+              <w:t xml:space="preserve">Составление структуры и написание полного отчета о выполнении индивидуального задания на практическую подготовку в Профильной организации, в соответствии с требованиями шаблонов УрФУ. Согласование отчета с руководителем практики. Получение Отзыва на прохождение практической подготовки и документа к Отзыву от Профильной организации. </w:t>
             </w:r>
           </w:p>
         </w:tc>
@@ -1670,16 +1720,14 @@
                 <w:sz w:val="18"/>
                 <w:szCs w:val="18"/>
                 <w:u w:val="none"/>
-                <w:lang w:val="en-US"/>
-              </w:rPr>
-              <w:t>practiceStartPlus23</w:t>
-            </w:r>
-            <w:r>
-              <w:rPr>
-                <w:sz w:val="18"/>
-                <w:szCs w:val="18"/>
-                <w:u w:val="none"/>
-                <w:lang w:val="en-US"/>
+              </w:rPr>
+              <w:t>practiceEndMinus3</w:t>
+            </w:r>
+            <w:r>
+              <w:rPr>
+                <w:sz w:val="18"/>
+                <w:szCs w:val="18"/>
+                <w:u w:val="none"/>
               </w:rPr>
               <w:t>}</w:t>
             </w:r>
@@ -1707,7 +1755,25 @@
                 <w:szCs w:val="18"/>
                 <w:u w:val="none"/>
               </w:rPr>
-              <w:t>{practiceEndMinus3}</w:t>
+              <w:t>{</w:t>
+            </w:r>
+            <w:proofErr w:type="spellStart"/>
+            <w:r>
+              <w:rPr>
+                <w:sz w:val="18"/>
+                <w:szCs w:val="18"/>
+                <w:u w:val="none"/>
+              </w:rPr>
+              <w:t>practiceEnd</w:t>
+            </w:r>
+            <w:proofErr w:type="spellEnd"/>
+            <w:r>
+              <w:rPr>
+                <w:sz w:val="18"/>
+                <w:szCs w:val="18"/>
+                <w:u w:val="none"/>
+              </w:rPr>
+              <w:t>}</w:t>
             </w:r>
           </w:p>
           <w:p>
@@ -1826,17 +1892,8 @@
           <w:color w:val="000000"/>
           <w:u w:val="none"/>
         </w:rPr>
-        <w:t xml:space="preserve">Руководитель от </w:t>
-      </w:r>
-      <w:proofErr w:type="spellStart"/>
-      <w:r>
-        <w:rPr>
-          <w:color w:val="000000"/>
-          <w:u w:val="none"/>
-        </w:rPr>
-        <w:t>УрФУ</w:t>
-      </w:r>
-      <w:proofErr w:type="spellEnd"/>
+        <w:t>Руководитель от УрФУ</w:t>
+      </w:r>
       <w:r>
         <w:rPr>
           <w:color w:val="000000"/>
@@ -1863,27 +1920,7 @@
         <w:rPr>
           <w:color w:val="000000"/>
         </w:rPr>
-        <w:t xml:space="preserve">Корнякова Елена Михайловна </w:t>
-      </w:r>
-      <w:proofErr w:type="gramStart"/>
-      <w:r>
-        <w:rPr>
-          <w:color w:val="000000"/>
-        </w:rPr>
-        <w:t xml:space="preserve">  </w:t>
-      </w:r>
-      <w:r>
-        <w:rPr>
-          <w:color w:val="FFFFFF"/>
-        </w:rPr>
-        <w:t>.</w:t>
-      </w:r>
-      <w:proofErr w:type="gramEnd"/>
-      <w:r>
-        <w:rPr>
-          <w:color w:val="000000"/>
-        </w:rPr>
-        <w:t xml:space="preserve">                  </w:t>
+        <w:t xml:space="preserve">Корнякова Елена Михайловна   </w:t>
       </w:r>
     </w:p>
     <w:p>
@@ -1959,14 +1996,7 @@
           <w:color w:val="000000"/>
           <w:u w:val="none"/>
         </w:rPr>
-        <w:t>Руководитель от пре</w:t>
-      </w:r>
-      <w:r>
-        <w:rPr>
-          <w:color w:val="000000"/>
-          <w:u w:val="none"/>
-        </w:rPr>
-        <w:t>дприятия (</w:t>
+        <w:t>Руководитель от предприятия (</w:t>
       </w:r>
       <w:proofErr w:type="gramStart"/>
       <w:r>
@@ -2016,17 +2046,7 @@
           <w:u w:val="none"/>
           <w:vertAlign w:val="superscript"/>
         </w:rPr>
-        <w:t xml:space="preserve">                                                                                                                                                                                        </w:t>
-      </w:r>
-      <w:r>
-        <w:rPr>
-          <w:color w:val="000000"/>
-          <w:sz w:val="16"/>
-          <w:szCs w:val="16"/>
-          <w:u w:val="none"/>
-          <w:vertAlign w:val="superscript"/>
-        </w:rPr>
-        <w:t xml:space="preserve">        </w:t>
+        <w:t xml:space="preserve">                                                                                                                                                                                                </w:t>
       </w:r>
       <w:r>
         <w:rPr>
@@ -2049,7 +2069,22 @@
           <w:color w:val="000000"/>
           <w:u w:val="none"/>
         </w:rPr>
-        <w:t>Задание принял к исполнению(</w:t>
+        <w:t>Задание принял к исполнению</w:t>
+      </w:r>
+      <w:r>
+        <w:rPr>
+          <w:color w:val="000000"/>
+          <w:u w:val="none"/>
+          <w:lang w:val="ru-RU"/>
+        </w:rPr>
+        <w:t xml:space="preserve"> </w:t>
+      </w:r>
+      <w:r>
+        <w:rPr>
+          <w:color w:val="000000"/>
+          <w:u w:val="none"/>
+        </w:rPr>
+        <w:t>(</w:t>
       </w:r>
       <w:proofErr w:type="gramStart"/>
       <w:r>
@@ -2065,7 +2100,7 @@
           <w:color w:val="000000"/>
           <w:u w:val="none"/>
         </w:rPr>
-        <w:t xml:space="preserve">        __________                </w:t>
+        <w:t xml:space="preserve">        __________               </w:t>
       </w:r>
       <w:r>
         <w:t>{</w:t>
@@ -2122,15 +2157,7 @@
           <w:u w:val="none"/>
           <w:vertAlign w:val="superscript"/>
         </w:rPr>
-        <w:t xml:space="preserve">Подпись                                                        </w:t>
-      </w:r>
-      <w:r>
-        <w:rPr>
-          <w:color w:val="000000"/>
-          <w:u w:val="none"/>
-          <w:vertAlign w:val="superscript"/>
-        </w:rPr>
-        <w:t xml:space="preserve">       расшифровка подписи</w:t>
+        <w:t>Подпись                                                               расшифровка подписи</w:t>
       </w:r>
     </w:p>
     <w:sectPr>
@@ -2664,6 +2691,7 @@
   <w:style w:type="character" w:default="1" w:styleId="a0">
     <w:name w:val="Default Paragraph Font"/>
     <w:uiPriority w:val="1"/>
+    <w:semiHidden/>
     <w:unhideWhenUsed/>
   </w:style>
   <w:style w:type="table" w:default="1" w:styleId="a1">

--- a/packages/backend/templates/individual-task.docx
+++ b/packages/backend/templates/individual-task.docx
@@ -113,7 +113,6 @@
               </w:rPr>
               <w:t>{</w:t>
             </w:r>
-            <w:proofErr w:type="spellStart"/>
             <w:r>
               <w:rPr>
                 <w:sz w:val="28"/>
@@ -122,7 +121,6 @@
               </w:rPr>
               <w:t>practiceStartDay</w:t>
             </w:r>
-            <w:proofErr w:type="spellEnd"/>
             <w:r>
               <w:rPr>
                 <w:sz w:val="28"/>
@@ -145,7 +143,6 @@
               </w:rPr>
               <w:t>{</w:t>
             </w:r>
-            <w:proofErr w:type="spellStart"/>
             <w:r>
               <w:rPr>
                 <w:sz w:val="28"/>
@@ -154,7 +151,6 @@
               </w:rPr>
               <w:t>practiceStartMonth</w:t>
             </w:r>
-            <w:proofErr w:type="spellEnd"/>
             <w:r>
               <w:rPr>
                 <w:sz w:val="28"/>
@@ -177,7 +173,6 @@
               </w:rPr>
               <w:t>{</w:t>
             </w:r>
-            <w:proofErr w:type="spellStart"/>
             <w:r>
               <w:rPr>
                 <w:sz w:val="28"/>
@@ -186,7 +181,6 @@
               </w:rPr>
               <w:t>practiceStartYear</w:t>
             </w:r>
-            <w:proofErr w:type="spellEnd"/>
             <w:r>
               <w:rPr>
                 <w:sz w:val="28"/>
@@ -270,7 +264,6 @@
               </w:rPr>
               <w:t>{</w:t>
             </w:r>
-            <w:proofErr w:type="spellStart"/>
             <w:r>
               <w:rPr>
                 <w:sz w:val="28"/>
@@ -279,7 +272,6 @@
               </w:rPr>
               <w:t>practiceStartDay</w:t>
             </w:r>
-            <w:proofErr w:type="spellEnd"/>
             <w:r>
               <w:rPr>
                 <w:sz w:val="28"/>
@@ -312,25 +304,7 @@
                 <w:szCs w:val="28"/>
                 <w:lang w:val="en-US"/>
               </w:rPr>
-              <w:t>{</w:t>
-            </w:r>
-            <w:proofErr w:type="spellStart"/>
-            <w:r>
-              <w:rPr>
-                <w:sz w:val="28"/>
-                <w:szCs w:val="28"/>
-                <w:lang w:val="en-US"/>
-              </w:rPr>
-              <w:t>practiceStartMonth</w:t>
-            </w:r>
-            <w:proofErr w:type="spellEnd"/>
-            <w:r>
-              <w:rPr>
-                <w:sz w:val="28"/>
-                <w:szCs w:val="28"/>
-                <w:lang w:val="en-US"/>
-              </w:rPr>
-              <w:t>}</w:t>
+              <w:t>{practiceStartMonth}</w:t>
             </w:r>
             <w:r>
               <w:rPr>
@@ -358,7 +332,6 @@
               </w:rPr>
               <w:t>{</w:t>
             </w:r>
-            <w:proofErr w:type="spellStart"/>
             <w:r>
               <w:rPr>
                 <w:sz w:val="28"/>
@@ -367,7 +340,6 @@
               </w:rPr>
               <w:t>practiceStartYear</w:t>
             </w:r>
-            <w:proofErr w:type="spellEnd"/>
             <w:r>
               <w:rPr>
                 <w:sz w:val="28"/>
@@ -420,13 +392,8 @@
               <w:t xml:space="preserve">    </w:t>
             </w:r>
             <w:r>
-              <w:t xml:space="preserve">А.С. </w:t>
-            </w:r>
-            <w:proofErr w:type="spellStart"/>
-            <w:r>
-              <w:t>Езуб</w:t>
-            </w:r>
-            <w:proofErr w:type="spellEnd"/>
+              <w:t>А.С. Езуб</w:t>
+            </w:r>
           </w:p>
           <w:p>
             <w:pPr>
@@ -608,15 +575,7 @@
         <w:t xml:space="preserve"> Группа </w:t>
       </w:r>
       <w:r>
-        <w:t>{</w:t>
-      </w:r>
-      <w:proofErr w:type="spellStart"/>
-      <w:r>
-        <w:t>group</w:t>
-      </w:r>
-      <w:proofErr w:type="spellEnd"/>
-      <w:r>
-        <w:t>}</w:t>
+        <w:t>{group}</w:t>
       </w:r>
       <w:r>
         <w:rPr>
@@ -653,14 +612,12 @@
         </w:rPr>
         <w:t>{</w:t>
       </w:r>
-      <w:proofErr w:type="spellStart"/>
       <w:r>
         <w:rPr>
           <w:lang w:val="en-US"/>
         </w:rPr>
         <w:t>directionCode</w:t>
       </w:r>
-      <w:proofErr w:type="spellEnd"/>
       <w:r>
         <w:rPr>
           <w:lang w:val="ru-RU"/>
@@ -676,14 +633,12 @@
         </w:rPr>
         <w:t>{</w:t>
       </w:r>
-      <w:proofErr w:type="spellStart"/>
       <w:r>
         <w:rPr>
           <w:lang w:val="en-US"/>
         </w:rPr>
         <w:t>directionName</w:t>
       </w:r>
-      <w:proofErr w:type="spellEnd"/>
       <w:r>
         <w:rPr>
           <w:lang w:val="ru-RU"/>
@@ -709,14 +664,12 @@
         </w:rPr>
         <w:t>{</w:t>
       </w:r>
-      <w:proofErr w:type="spellStart"/>
       <w:r>
         <w:rPr>
           <w:lang w:val="en-US"/>
         </w:rPr>
         <w:t>programName</w:t>
       </w:r>
-      <w:proofErr w:type="spellEnd"/>
       <w:r>
         <w:rPr>
           <w:lang w:val="ru-RU"/>
@@ -775,7 +728,7 @@
           <w:sz w:val="28"/>
           <w:szCs w:val="28"/>
           <w:u w:val="none"/>
-          <w:lang w:val="ru-RU"/>
+          <w:lang w:val="en-US"/>
         </w:rPr>
       </w:pPr>
       <w:bookmarkStart w:id="1" w:name="_Hlk235052982"/>
@@ -786,33 +739,9 @@
           <w:sz w:val="28"/>
           <w:szCs w:val="28"/>
           <w:u w:val="none"/>
-          <w:lang w:val="ru-RU"/>
-        </w:rPr>
-        <w:t>{</w:t>
-      </w:r>
-      <w:proofErr w:type="spellStart"/>
-      <w:r>
-        <w:rPr>
-          <w:b/>
-          <w:bCs/>
-          <w:sz w:val="28"/>
-          <w:szCs w:val="28"/>
-          <w:u w:val="none"/>
           <w:lang w:val="en-US"/>
         </w:rPr>
-        <w:t>studentFio</w:t>
-      </w:r>
-      <w:proofErr w:type="spellEnd"/>
-      <w:r>
-        <w:rPr>
-          <w:b/>
-          <w:bCs/>
-          <w:sz w:val="28"/>
-          <w:szCs w:val="28"/>
-          <w:u w:val="none"/>
-          <w:lang w:val="ru-RU"/>
-        </w:rPr>
-        <w:t>}</w:t>
+        <w:t>{studentFioGenitive}</w:t>
       </w:r>
     </w:p>
     <w:bookmarkEnd w:id="1"/>
@@ -860,14 +789,12 @@
         </w:rPr>
         <w:t>{</w:t>
       </w:r>
-      <w:proofErr w:type="spellStart"/>
       <w:r>
         <w:rPr>
           <w:lang w:val="en-US"/>
         </w:rPr>
         <w:t>practiceTopic</w:t>
       </w:r>
-      <w:proofErr w:type="spellEnd"/>
       <w:r>
         <w:rPr>
           <w:lang w:val="ru-RU"/>
@@ -915,14 +842,12 @@
         </w:rPr>
         <w:t>{</w:t>
       </w:r>
-      <w:proofErr w:type="spellStart"/>
       <w:r>
         <w:rPr>
           <w:lang w:val="en-US"/>
         </w:rPr>
         <w:t>practiceStart</w:t>
       </w:r>
-      <w:proofErr w:type="spellEnd"/>
       <w:r>
         <w:rPr>
           <w:lang w:val="ru-RU"/>
@@ -944,14 +869,12 @@
       <w:r>
         <w:t>{</w:t>
       </w:r>
-      <w:proofErr w:type="spellStart"/>
       <w:r>
         <w:rPr>
           <w:lang w:val="en-US"/>
         </w:rPr>
         <w:t>practiceEnd</w:t>
       </w:r>
-      <w:proofErr w:type="spellEnd"/>
       <w:r>
         <w:t>}</w:t>
       </w:r>
@@ -967,15 +890,7 @@
         <w:t xml:space="preserve">3. Место прохождения практики: </w:t>
       </w:r>
       <w:r>
-        <w:t xml:space="preserve">ИП </w:t>
-      </w:r>
-      <w:proofErr w:type="spellStart"/>
-      <w:r>
-        <w:t>Езуб</w:t>
-      </w:r>
-      <w:proofErr w:type="spellEnd"/>
-      <w:r>
-        <w:t xml:space="preserve"> Антон Сергеевич, удаленное прохождение.</w:t>
+        <w:t>ИП Езуб Антон Сергеевич, удаленное прохождение.</w:t>
       </w:r>
     </w:p>
     <w:p>
@@ -1325,25 +1240,7 @@
                 <w:szCs w:val="18"/>
                 <w:u w:val="none"/>
               </w:rPr>
-              <w:t>{</w:t>
-            </w:r>
-            <w:proofErr w:type="spellStart"/>
-            <w:r>
-              <w:rPr>
-                <w:sz w:val="18"/>
-                <w:szCs w:val="18"/>
-                <w:u w:val="none"/>
-              </w:rPr>
-              <w:t>practiceStart</w:t>
-            </w:r>
-            <w:proofErr w:type="spellEnd"/>
-            <w:r>
-              <w:rPr>
-                <w:sz w:val="18"/>
-                <w:szCs w:val="18"/>
-                <w:u w:val="none"/>
-              </w:rPr>
-              <w:t>}</w:t>
+              <w:t>{practiceStart}</w:t>
             </w:r>
           </w:p>
           <w:p>
@@ -1503,27 +1400,7 @@
                 <w:u w:val="none"/>
                 <w:lang w:val="en-US"/>
               </w:rPr>
-              <w:t>{</w:t>
-            </w:r>
-            <w:proofErr w:type="spellStart"/>
-            <w:r>
-              <w:rPr>
-                <w:sz w:val="18"/>
-                <w:szCs w:val="18"/>
-                <w:u w:val="none"/>
-                <w:lang w:val="en-US"/>
-              </w:rPr>
-              <w:t>mainStageTasks</w:t>
-            </w:r>
-            <w:proofErr w:type="spellEnd"/>
-            <w:r>
-              <w:rPr>
-                <w:sz w:val="18"/>
-                <w:szCs w:val="18"/>
-                <w:u w:val="none"/>
-                <w:lang w:val="en-US"/>
-              </w:rPr>
-              <w:t>}</w:t>
+              <w:t>{mainStageTasks}</w:t>
             </w:r>
           </w:p>
         </w:tc>
@@ -1755,25 +1632,7 @@
                 <w:szCs w:val="18"/>
                 <w:u w:val="none"/>
               </w:rPr>
-              <w:t>{</w:t>
-            </w:r>
-            <w:proofErr w:type="spellStart"/>
-            <w:r>
-              <w:rPr>
-                <w:sz w:val="18"/>
-                <w:szCs w:val="18"/>
-                <w:u w:val="none"/>
-              </w:rPr>
-              <w:t>practiceEnd</w:t>
-            </w:r>
-            <w:proofErr w:type="spellEnd"/>
-            <w:r>
-              <w:rPr>
-                <w:sz w:val="18"/>
-                <w:szCs w:val="18"/>
-                <w:u w:val="none"/>
-              </w:rPr>
-              <w:t>}</w:t>
+              <w:t>{practiceEnd}</w:t>
             </w:r>
           </w:p>
           <w:p>
@@ -1996,31 +1855,10 @@
           <w:color w:val="000000"/>
           <w:u w:val="none"/>
         </w:rPr>
-        <w:t>Руководитель от предприятия (</w:t>
-      </w:r>
-      <w:proofErr w:type="gramStart"/>
-      <w:r>
-        <w:rPr>
-          <w:color w:val="000000"/>
-          <w:u w:val="none"/>
-        </w:rPr>
-        <w:t xml:space="preserve">организации)   </w:t>
-      </w:r>
-      <w:proofErr w:type="gramEnd"/>
-      <w:r>
-        <w:rPr>
-          <w:color w:val="000000"/>
-          <w:u w:val="none"/>
-        </w:rPr>
-        <w:t xml:space="preserve">__________                </w:t>
-      </w:r>
-      <w:proofErr w:type="spellStart"/>
-      <w:r>
-        <w:t>Езуб</w:t>
-      </w:r>
-      <w:proofErr w:type="spellEnd"/>
-      <w:r>
-        <w:t xml:space="preserve"> Антон Сергеевич</w:t>
+        <w:t xml:space="preserve">Руководитель от предприятия (организации)   __________                </w:t>
+      </w:r>
+      <w:r>
+        <w:t>Езуб Антон Сергеевич</w:t>
       </w:r>
     </w:p>
     <w:p>
@@ -2084,34 +1922,10 @@
           <w:color w:val="000000"/>
           <w:u w:val="none"/>
         </w:rPr>
-        <w:t>(</w:t>
-      </w:r>
-      <w:proofErr w:type="gramStart"/>
-      <w:r>
-        <w:rPr>
-          <w:color w:val="000000"/>
-          <w:u w:val="none"/>
-        </w:rPr>
-        <w:t xml:space="preserve">студент)   </w:t>
-      </w:r>
-      <w:proofErr w:type="gramEnd"/>
-      <w:r>
-        <w:rPr>
-          <w:color w:val="000000"/>
-          <w:u w:val="none"/>
-        </w:rPr>
-        <w:t xml:space="preserve">        __________               </w:t>
-      </w:r>
-      <w:r>
-        <w:t>{</w:t>
-      </w:r>
-      <w:proofErr w:type="spellStart"/>
-      <w:r>
-        <w:t>studentFio</w:t>
-      </w:r>
-      <w:proofErr w:type="spellEnd"/>
-      <w:r>
-        <w:t>}</w:t>
+        <w:t xml:space="preserve">(студент)           __________               </w:t>
+      </w:r>
+      <w:r>
+        <w:t>{studentFio}</w:t>
       </w:r>
       <w:r>
         <w:t xml:space="preserve">   </w:t>
